--- a/flow/20240204_zachala/ap153.docx
+++ b/flow/20240204_zachala/ap153.docx
@@ -35,43 +35,7 @@
           <w:i/>
           <w:color w:val="FF0000"/>
         </w:rPr>
-        <w:t xml:space="preserve">1 </w:t>
-      </w:r>
-      <w:proofErr w:type="spellStart"/>
-      <w:r>
-        <w:rPr>
-          <w:rFonts w:ascii="Times New Roman" w:eastAsia="Times New Roman" w:hAnsi="Times New Roman" w:cs="Times New Roman"/>
-          <w:i/>
-          <w:color w:val="FF0000"/>
-        </w:rPr>
-        <w:t>Кор</w:t>
-      </w:r>
-      <w:proofErr w:type="spellEnd"/>
-      <w:r>
-        <w:rPr>
-          <w:rFonts w:ascii="Times New Roman" w:eastAsia="Times New Roman" w:hAnsi="Times New Roman" w:cs="Times New Roman"/>
-          <w:i/>
-          <w:color w:val="FF0000"/>
-        </w:rPr>
-        <w:t xml:space="preserve">. 153 </w:t>
-      </w:r>
-      <w:proofErr w:type="spellStart"/>
-      <w:r>
-        <w:rPr>
-          <w:rFonts w:ascii="Times New Roman" w:eastAsia="Times New Roman" w:hAnsi="Times New Roman" w:cs="Times New Roman"/>
-          <w:i/>
-          <w:color w:val="FF0000"/>
-        </w:rPr>
-        <w:t>зач</w:t>
-      </w:r>
-      <w:proofErr w:type="spellEnd"/>
-      <w:r>
-        <w:rPr>
-          <w:rFonts w:ascii="Times New Roman" w:eastAsia="Times New Roman" w:hAnsi="Times New Roman" w:cs="Times New Roman"/>
-          <w:i/>
-          <w:color w:val="FF0000"/>
-        </w:rPr>
-        <w:t>.; 12, 27 – 13, 8.</w:t>
+        <w:t>1 Кор. 153 зач.; 12, 27 – 13, 8.</w:t>
       </w:r>
     </w:p>
     <w:p>
@@ -86,39 +50,27 @@
       </w:pPr>
       <w:r>
         <w:rPr>
+          <w:rStyle w:val="Versetto"/>
+        </w:rPr>
+        <w:t>27.</w:t>
+      </w:r>
+      <w:r>
+        <w:rPr>
+          <w:color w:val="000000"/>
+        </w:rPr>
+        <w:t xml:space="preserve"> </w:t>
+      </w:r>
+      <w:r>
+        <w:rPr>
           <w:color w:val="000000"/>
         </w:rPr>
         <w:t>Браття,</w:t>
       </w:r>
       <w:r>
         <w:rPr>
-          <w:rStyle w:val="Versetto"/>
-        </w:rPr>
-        <w:t xml:space="preserve"> </w:t>
-      </w:r>
-      <w:r>
-        <w:rPr>
-          <w:rStyle w:val="Versetto"/>
-        </w:rPr>
-        <w:t>27.</w:t>
-      </w:r>
-      <w:r>
-        <w:rPr>
-          <w:color w:val="000000"/>
-        </w:rPr>
-        <w:t xml:space="preserve"> </w:t>
-      </w:r>
-      <w:r>
-        <w:rPr>
-          <w:color w:val="000000"/>
-        </w:rPr>
-        <w:t>в</w:t>
-      </w:r>
-      <w:r>
-        <w:rPr>
-          <w:color w:val="000000"/>
-        </w:rPr>
-        <w:t xml:space="preserve">и Христове тіло і члени, кожний зокрема. </w:t>
+          <w:color w:val="000000"/>
+        </w:rPr>
+        <w:t xml:space="preserve"> ви Христове тіло і члени, кожний зокрема. </w:t>
       </w:r>
       <w:r>
         <w:rPr>
@@ -130,49 +82,7 @@
         <w:rPr>
           <w:color w:val="000000"/>
         </w:rPr>
-        <w:t xml:space="preserve"> Деяких поставив Бог у Церкві: </w:t>
-      </w:r>
-      <w:proofErr w:type="spellStart"/>
-      <w:r>
-        <w:rPr>
-          <w:color w:val="000000"/>
-        </w:rPr>
-        <w:t>поперше</w:t>
-      </w:r>
-      <w:proofErr w:type="spellEnd"/>
-      <w:r>
-        <w:rPr>
-          <w:color w:val="000000"/>
-        </w:rPr>
-        <w:t xml:space="preserve"> – апостолів, </w:t>
-      </w:r>
-      <w:proofErr w:type="spellStart"/>
-      <w:r>
-        <w:rPr>
-          <w:color w:val="000000"/>
-        </w:rPr>
-        <w:t>подруге</w:t>
-      </w:r>
-      <w:proofErr w:type="spellEnd"/>
-      <w:r>
-        <w:rPr>
-          <w:color w:val="000000"/>
-        </w:rPr>
-        <w:t xml:space="preserve"> – пророків, </w:t>
-      </w:r>
-      <w:proofErr w:type="spellStart"/>
-      <w:r>
-        <w:rPr>
-          <w:color w:val="000000"/>
-        </w:rPr>
-        <w:t>потретє</w:t>
-      </w:r>
-      <w:proofErr w:type="spellEnd"/>
-      <w:r>
-        <w:rPr>
-          <w:color w:val="000000"/>
-        </w:rPr>
-        <w:t xml:space="preserve"> – учителів, потім – дари чудес, потім дари зціляти, помагати, управляти й говорити різними мовами. </w:t>
+        <w:t xml:space="preserve"> Деяких поставив Бог у Церкві: поперше – апостолів, подруге – пророків, потретє – учителів, потім – дари чудес, потім дари зціляти, помагати, управляти й говорити різними мовами. </w:t>
       </w:r>
       <w:r>
         <w:rPr>
@@ -196,21 +106,7 @@
         <w:rPr>
           <w:color w:val="000000"/>
         </w:rPr>
-        <w:t xml:space="preserve"> Хіба усі мають дар </w:t>
-      </w:r>
-      <w:proofErr w:type="spellStart"/>
-      <w:r>
-        <w:rPr>
-          <w:color w:val="000000"/>
-        </w:rPr>
-        <w:t>ізціляти</w:t>
-      </w:r>
-      <w:proofErr w:type="spellEnd"/>
-      <w:r>
-        <w:rPr>
-          <w:color w:val="000000"/>
-        </w:rPr>
-        <w:t>? Хіба усі мовами говорять? Хіба усі тлумачать?</w:t>
+        <w:t xml:space="preserve"> Хіба усі мають дар ізціляти? Хіба усі мовами говорять? Хіба усі тлумачать?</w:t>
       </w:r>
     </w:p>
     <w:p>
@@ -256,21 +152,7 @@
         <w:rPr>
           <w:color w:val="000000"/>
         </w:rPr>
-        <w:t xml:space="preserve"> Якби я говорив мовами людськими й ангельськими, але не мав </w:t>
-      </w:r>
-      <w:proofErr w:type="spellStart"/>
-      <w:r>
-        <w:rPr>
-          <w:color w:val="000000"/>
-        </w:rPr>
-        <w:t>любови</w:t>
-      </w:r>
-      <w:proofErr w:type="spellEnd"/>
-      <w:r>
-        <w:rPr>
-          <w:color w:val="000000"/>
-        </w:rPr>
-        <w:t>, я був би немов мідь дзвінка або кимвали звучні.</w:t>
+        <w:t xml:space="preserve"> Якби я говорив мовами людськими й ангельськими, але не мав любови, я був би немов мідь дзвінка або кимвали звучні.</w:t>
       </w:r>
     </w:p>
     <w:p>
@@ -293,21 +175,7 @@
         <w:rPr>
           <w:color w:val="000000"/>
         </w:rPr>
-        <w:t xml:space="preserve"> Якби я мав дар пророцтва і відав усі тайни й усе знання і якби я мав усю віру, щоб і гори переносити, але не мав би </w:t>
-      </w:r>
-      <w:proofErr w:type="spellStart"/>
-      <w:r>
-        <w:rPr>
-          <w:color w:val="000000"/>
-        </w:rPr>
-        <w:t>любови</w:t>
-      </w:r>
-      <w:proofErr w:type="spellEnd"/>
-      <w:r>
-        <w:rPr>
-          <w:color w:val="000000"/>
-        </w:rPr>
-        <w:t>, я був би ніщо.</w:t>
+        <w:t xml:space="preserve"> Якби я мав дар пророцтва і відав усі тайни й усе знання і якби я мав усю віру, щоб і гори переносити, але не мав би любови, я був би ніщо.</w:t>
       </w:r>
     </w:p>
     <w:p>
@@ -330,35 +198,7 @@
         <w:rPr>
           <w:color w:val="000000"/>
         </w:rPr>
-        <w:t xml:space="preserve"> І якби я роздав бідним усе, що маю та як би дав моє тіло на спалення, але не мав </w:t>
-      </w:r>
-      <w:proofErr w:type="spellStart"/>
-      <w:r>
-        <w:rPr>
-          <w:color w:val="000000"/>
-        </w:rPr>
-        <w:t>любови</w:t>
-      </w:r>
-      <w:proofErr w:type="spellEnd"/>
-      <w:r>
-        <w:rPr>
-          <w:color w:val="000000"/>
-        </w:rPr>
-        <w:t xml:space="preserve">, я не мав би ніякої </w:t>
-      </w:r>
-      <w:proofErr w:type="spellStart"/>
-      <w:r>
-        <w:rPr>
-          <w:color w:val="000000"/>
-        </w:rPr>
-        <w:t>користи</w:t>
-      </w:r>
-      <w:proofErr w:type="spellEnd"/>
-      <w:r>
-        <w:rPr>
-          <w:color w:val="000000"/>
-        </w:rPr>
-        <w:t>.</w:t>
+        <w:t xml:space="preserve"> І якби я роздав бідним усе, що маю та як би дав моє тіло на спалення, але не мав любови, я не мав би ніякої користи.</w:t>
       </w:r>
     </w:p>
     <w:p>
